--- a/Docs/MongoDb/Documentação Mongo.docx
+++ b/Docs/MongoDb/Documentação Mongo.docx
@@ -544,7 +544,7 @@
               </mc:Choice>
               <mc:Fallback>
                 <w:pict>
-                  <v:rect w14:anchorId="7BA6A784" id="Retângulo 2" o:spid="_x0000_s1026" style="position:absolute;margin-left:441.35pt;margin-top:-51.75pt;width:19pt;height:14.95pt;z-index:251659264;visibility:visible;mso-wrap-style:square;mso-wrap-distance-left:9pt;mso-wrap-distance-top:0;mso-wrap-distance-right:9pt;mso-wrap-distance-bottom:0;mso-position-horizontal:absolute;mso-position-horizontal-relative:text;mso-position-vertical:absolute;mso-position-vertical-relative:text;v-text-anchor:middle" o:gfxdata="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" fillcolor="white [3212]" stroked="f" strokeweight="1pt"/>
+                  <v:rect w14:anchorId="2EF92D4F" id="Retângulo 2" o:spid="_x0000_s1026" style="position:absolute;margin-left:441.35pt;margin-top:-51.75pt;width:19pt;height:14.95pt;z-index:251659264;visibility:visible;mso-wrap-style:square;mso-wrap-distance-left:9pt;mso-wrap-distance-top:0;mso-wrap-distance-right:9pt;mso-wrap-distance-bottom:0;mso-position-horizontal:absolute;mso-position-horizontal-relative:text;mso-position-vertical:absolute;mso-position-vertical-relative:text;v-text-anchor:middle" o:gfxdata="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" fillcolor="white [3212]" stroked="f" strokeweight="1pt"/>
                 </w:pict>
               </mc:Fallback>
             </mc:AlternateContent>
